--- a/build/tpl/clean.docx
+++ b/build/tpl/clean.docx
@@ -22,7 +22,7 @@
         <w:kern w:val="2"/>
         <w:sz w:val="24"/>
         <w:szCs w:val="24"/>
-        <w:lang w:val="en-US" w:eastAsia="zh-TW" w:bidi="ar-SA"/>
+        <w:lang w:val="en-US" w:eastAsia="zh-HK" w:bidi="ar-SA"/>
         <w14:ligatures w14:val="standardContextual"/>
       </w:rPr>
     </w:rPrDefault>
